--- a/pages/pediatric/PED CCC/兒科住院醫師使用手冊.docx
+++ b/pages/pediatric/PED CCC/兒科住院醫師使用手冊.docx
@@ -207,11 +207,12 @@
           <w:insideH w:val="single" w:color="CCCCCC" w:sz="1"/>
           <w:insideV w:val="single" w:color="CCCCCC" w:sz="1"/>
         </w:tblBorders>
+        <w:tblLayout w:type="fixed"/>
       </w:tblPr>
       <w:tblGrid>
-        <w:gridCol w:w="100"/>
-        <w:gridCol w:w="100"/>
-        <w:gridCol w:w="100"/>
+        <w:gridCol w:w="3590"/>
+        <w:gridCol w:w="3590"/>
+        <w:gridCol w:w="3590"/>
       </w:tblGrid>
       <w:tr>
         <w:trPr>
@@ -487,10 +488,11 @@
           <w:insideH w:val="single" w:color="CCCCCC" w:sz="1"/>
           <w:insideV w:val="single" w:color="CCCCCC" w:sz="1"/>
         </w:tblBorders>
+        <w:tblLayout w:type="fixed"/>
       </w:tblPr>
       <w:tblGrid>
-        <w:gridCol w:w="100"/>
-        <w:gridCol w:w="100"/>
+        <w:gridCol w:w="4000"/>
+        <w:gridCol w:w="6772"/>
       </w:tblGrid>
       <w:tr>
         <w:trPr>
@@ -1616,10 +1618,11 @@
           <w:insideH w:val="single" w:color="CCCCCC" w:sz="1"/>
           <w:insideV w:val="single" w:color="CCCCCC" w:sz="1"/>
         </w:tblBorders>
+        <w:tblLayout w:type="fixed"/>
       </w:tblPr>
       <w:tblGrid>
-        <w:gridCol w:w="100"/>
-        <w:gridCol w:w="100"/>
+        <w:gridCol w:w="2000"/>
+        <w:gridCol w:w="8772"/>
       </w:tblGrid>
       <w:tr>
         <w:trPr>
@@ -1870,10 +1873,11 @@
           <w:insideH w:val="single" w:color="CCCCCC" w:sz="1"/>
           <w:insideV w:val="single" w:color="CCCCCC" w:sz="1"/>
         </w:tblBorders>
+        <w:tblLayout w:type="fixed"/>
       </w:tblPr>
       <w:tblGrid>
-        <w:gridCol w:w="100"/>
-        <w:gridCol w:w="100"/>
+        <w:gridCol w:w="3000"/>
+        <w:gridCol w:w="7772"/>
       </w:tblGrid>
       <w:tr>
         <w:trPr>
@@ -2072,7 +2076,7 @@
           <w:sz w:val="22"/>
           <w:szCs w:val="22"/>
         </w:rPr>
-        <w:t xml:space="preserve">以下量表（9 級制）適用於操作技術與 EPA 評估：</w:t>
+        <w:t xml:space="preserve">以下量表（五分制，1.5–5.0）適用於操作技術與 EPA 評估：</w:t>
       </w:r>
     </w:p>
     <w:p>
@@ -2094,10 +2098,11 @@
           <w:insideH w:val="single" w:color="CCCCCC" w:sz="1"/>
           <w:insideV w:val="single" w:color="CCCCCC" w:sz="1"/>
         </w:tblBorders>
+        <w:tblLayout w:type="fixed"/>
       </w:tblPr>
       <w:tblGrid>
-        <w:gridCol w:w="100"/>
-        <w:gridCol w:w="100"/>
+        <w:gridCol w:w="1500"/>
+        <w:gridCol w:w="9272"/>
       </w:tblGrid>
       <w:tr>
         <w:trPr>
@@ -2161,7 +2166,7 @@
                 <w:sz w:val="22"/>
                 <w:szCs w:val="22"/>
               </w:rPr>
-              <w:t xml:space="preserve">1</w:t>
+              <w:t xml:space="preserve">1.5</w:t>
             </w:r>
           </w:p>
         </w:tc>
@@ -2200,7 +2205,7 @@
                 <w:sz w:val="22"/>
                 <w:szCs w:val="22"/>
               </w:rPr>
-              <w:t xml:space="preserve">2</w:t>
+              <w:t xml:space="preserve">2.0</w:t>
             </w:r>
           </w:p>
         </w:tc>
@@ -2239,7 +2244,7 @@
                 <w:sz w:val="22"/>
                 <w:szCs w:val="22"/>
               </w:rPr>
-              <w:t xml:space="preserve">3</w:t>
+              <w:t xml:space="preserve">2.5</w:t>
             </w:r>
           </w:p>
         </w:tc>
@@ -2278,7 +2283,7 @@
                 <w:sz w:val="22"/>
                 <w:szCs w:val="22"/>
               </w:rPr>
-              <w:t xml:space="preserve">4</w:t>
+              <w:t xml:space="preserve">3.0</w:t>
             </w:r>
           </w:p>
         </w:tc>
@@ -2317,7 +2322,7 @@
                 <w:sz w:val="22"/>
                 <w:szCs w:val="22"/>
               </w:rPr>
-              <w:t xml:space="preserve">5</w:t>
+              <w:t xml:space="preserve">3.3</w:t>
             </w:r>
           </w:p>
         </w:tc>
@@ -2356,7 +2361,7 @@
                 <w:sz w:val="22"/>
                 <w:szCs w:val="22"/>
               </w:rPr>
-              <w:t xml:space="preserve">6</w:t>
+              <w:t xml:space="preserve">3.6</w:t>
             </w:r>
           </w:p>
         </w:tc>
@@ -2395,7 +2400,7 @@
                 <w:sz w:val="22"/>
                 <w:szCs w:val="22"/>
               </w:rPr>
-              <w:t xml:space="preserve">7</w:t>
+              <w:t xml:space="preserve">4.0</w:t>
             </w:r>
           </w:p>
         </w:tc>
@@ -2434,7 +2439,7 @@
                 <w:sz w:val="22"/>
                 <w:szCs w:val="22"/>
               </w:rPr>
-              <w:t xml:space="preserve">8</w:t>
+              <w:t xml:space="preserve">4.5</w:t>
             </w:r>
           </w:p>
         </w:tc>
@@ -2473,7 +2478,7 @@
                 <w:sz w:val="22"/>
                 <w:szCs w:val="22"/>
               </w:rPr>
-              <w:t xml:space="preserve">9</w:t>
+              <w:t xml:space="preserve">5.0</w:t>
             </w:r>
           </w:p>
         </w:tc>
